--- a/paper_assets/docs/URTC/URTC Manuscript V3.docx
+++ b/paper_assets/docs/URTC/URTC Manuscript V3.docx
@@ -6454,7 +6454,7 @@
           <w:vertAlign w:val="baseline"/>
           <w:rtl w:val="0"/>
         </w:rPr>
-        <w:t xml:space="preserve">Reproducibility: all runs used the OpenAI API alias “gpt-5.1” (July 31–August 4, 2026; provider-default decoding); each run record retains its daily value series, per-period decisions, and risk metrics. The simulator, prompts, schemas, retry and validation logic, relevance-classifier prompt, and full run corpus are public at https://github.com/JathinBat/ASDRP-LLM-Long-Term-Investment-Strategy.</w:t>
+        <w:t xml:space="preserve">Reproducibility: all runs used the OpenAI API alias “gpt-5.1” (July 31–August 4, 2026; provider-default decoding); each run record retains its daily value series, per-period decisions, and risk metrics. The simulator, prompts, schemas, retry and validation logic, relevance-classifier prompt, and full run corpus are public at https://github.com/JathinBat/LLM-Two-Stage-Portfolio-Filtering.</w:t>
       </w:r>
     </w:p>
     <w:p>

--- a/paper_assets/docs/URTC/URTC Manuscript V3.docx
+++ b/paper_assets/docs/URTC/URTC Manuscript V3.docx
@@ -401,7 +401,7 @@
           <w:vertAlign w:val="baseline"/>
           <w:rtl w:val="0"/>
         </w:rPr>
-        <w:t xml:space="preserve">Abstract— Large language models can pick stocks from financial news. This paper measures where a full LLM portfolio pipeline earns its return, layer by layer, and uses that decomposition to find the configuration that keeps it. Across 729 API-generated GPT-5.1 backtest runs over nine overlapping 12-month windows, portfolios built by a two-stage news-and-financials filter beat the S&amp;P 500 by 16.6–22.3 percentage points in every reinvestment configuration (median Sharpe 1.07–1.17 against 0.77), and the model’s stock picks beat random portfolios drawn from its own candidate list (p ≤ 0.008), so the selection carries real information. The decomposition shows where that edge is kept and lost: weighting the selected stocks equally rather than by the model’s conviction weights adds 11.4 points; holding the initial selection for the full year rather than periodically reselecting adds a modest further 3.9–11.0 points; and where reselection is used, trading only the changes rather than liquidating recovers most of its cost. Transaction costs are set to zero, so these differences reflect decision quality, not trading friction. Among the configurations tested, the strongest is also the simplest: LLM selection, equal weights, held for the year.</w:t>
+        <w:t xml:space="preserve">Abstract— Large language models can pick stocks from financial news. This paper measures where a full LLM portfolio pipeline earns its return, layer by layer, and uses that decomposition to find the configuration that keeps it. Across 729 API-generated GPT-5.1 backtest runs over nine overlapping 12-month windows, portfolios built by a two-stage news-and-financials filter beat the S&amp;P 500 by 16.6–22.3 percentage points in every reinvestment configuration (median Sharpe 1.07–1.17 against 0.77), and the model’s reselection choices beat random portfolios drawn from its own candidate list (p = 0.0001–0.042 across arms), so the selection carries real information. The decomposition shows where that edge is kept and lost: weighting the selected stocks equally rather than by the model’s conviction weights adds 11.4 points; holding the initial selection for the full year rather than periodically reselecting adds a modest further 3.9–9.2 points; and where reselection is used, trading only the changes rather than liquidating recovers most of its cost. Transaction costs are set to zero, so these differences reflect decision quality, not trading friction. Among the configurations tested, the strongest is also the simplest: LLM selection, equal weights, held for the year.</w:t>
       </w:r>
       <w:r>
         <w:rPr>
@@ -5608,7 +5608,7 @@
           <w:vertAlign w:val="baseline"/>
           <w:rtl w:val="0"/>
         </w:rPr>
-        <w:t xml:space="preserve">Selection skill is real but concentrated in reselection; initial picks do not differ from chance in any arm. Because the null is drawn from the model’s own shortlist, the skill localizes to Stage Two’s ranking (candidate generation is held fixed and not assessed). The edge tracks feedback: disabling it removes significance.</w:t>
+        <w:t xml:space="preserve">Selection skill is real but concentrated in reselection; initial picks do not differ from chance in any arm. Because the null is drawn from the model’s own shortlist, the skill localizes to Stage Two’s ranking (candidate generation is held fixed and not assessed). The edge tracks feedback: disabling it drops the median percentile below 50 and thins the reselection margin to p = 0.042.</w:t>
       </w:r>
     </w:p>
     <w:p>
@@ -6454,7 +6454,7 @@
           <w:vertAlign w:val="baseline"/>
           <w:rtl w:val="0"/>
         </w:rPr>
-        <w:t xml:space="preserve">Reproducibility: all runs used the OpenAI API alias “gpt-5.1” (July 31–August 4, 2026; provider-default decoding); each run record retains its daily value series, per-period decisions, and risk metrics. The simulator, prompts, schemas, retry and validation logic, relevance-classifier prompt, and full run corpus are public at https://github.com/JathinBat/LLM-Two-Stage-Portfolio-Filtering.</w:t>
+        <w:t xml:space="preserve">Reproducibility: all runs used the OpenAI API alias “gpt-5.1” (July 31–August 4, 2026; provider-default decoding); each run record retains its daily value series, per-period decisions, and risk metrics. The simulator, prompts, schemas, retry and validation logic, relevance-classifier prompt, and full run corpus are public at https://github.com/JathinBat/LLM-Two-Stage-Portfolio-Filtering (the news text itself is excluded under the source’s terms).</w:t>
       </w:r>
     </w:p>
     <w:p>

--- a/paper_assets/docs/URTC/URTC Manuscript V3.docx
+++ b/paper_assets/docs/URTC/URTC Manuscript V3.docx
@@ -32,7 +32,7 @@
           <w:szCs w:val="48"/>
           <w:rtl w:val="0"/>
         </w:rPr>
-        <w:t xml:space="preserve">Where LLM Portfolio Value Is Created and Lost</w:t>
+        <w:t xml:space="preserve">Selection, Sizing, and Rebalancing in LLM Portfolio Management: A Layer-by-Layer Decomposition</w:t>
       </w:r>
       <w:r>
         <w:rPr>
@@ -5701,7 +5701,7 @@
           <wp:inline distB="0" distT="0" distL="0" distR="0">
             <wp:extent cx="2510711" cy="1129817"/>
             <wp:effectExtent b="0" l="0" r="0" t="0"/>
-            <wp:docPr id="3" name="image2.png"/>
+            <wp:docPr descr="Waterfall chart: static hold with equal weights returns most; revising the selection costs 7.53 pp and model conviction weights cost a further 11.42 pp" id="3" name="image2.png"/>
             <a:graphic>
               <a:graphicData uri="http://schemas.openxmlformats.org/drawingml/2006/picture">
                 <pic:pic>
@@ -5877,7 +5877,7 @@
           <wp:inline distB="0" distT="0" distL="0" distR="0">
             <wp:extent cx="2510711" cy="1271045"/>
             <wp:effectExtent b="0" l="0" r="0" t="0"/>
-            <wp:docPr id="2" name="image1.png"/>
+            <wp:docPr descr="Histogram of 12-month returns: the static baseline shows a longer right tail reaching +142.80 percent versus +76.28 percent for rebalanced portfolios" id="2" name="image1.png"/>
             <a:graphic>
               <a:graphicData uri="http://schemas.openxmlformats.org/drawingml/2006/picture">
                 <pic:pic>
